--- a/CCSK_Poster_Generator_User_Guide.docx
+++ b/CCSK_Poster_Generator_User_Guide.docx
@@ -90,150 +90,17 @@
         <w:pStyle w:val="Heading1"/>
       </w:pPr>
       <w:r>
-        <w:t>Table of Contents</w:t>
+        <w:t>1. What is this tool?</w:t>
       </w:r>
     </w:p>
     <w:p>
       <w:r>
-        <w:rPr>
-          <w:sz w:val="22"/>
-        </w:rPr>
-        <w:t>1.  Introduction</w:t>
+        <w:t>The CCSK Scientific Poster Generator is a free online tool that helps you create a professional, print-ready scientific poster for the conference. You do not need any design software — just type your content into the website, and it creates a beautifully formatted A0 PDF poster with the CCSK conference branding.</w:t>
       </w:r>
     </w:p>
     <w:p>
       <w:r>
-        <w:rPr>
-          <w:sz w:val="22"/>
-        </w:rPr>
-        <w:t>2.  Getting Started</w:t>
-      </w:r>
-    </w:p>
-    <w:p>
-      <w:r>
-        <w:rPr>
-          <w:sz w:val="22"/>
-        </w:rPr>
-        <w:t>3.  Step-by-Step Guide</w:t>
-      </w:r>
-    </w:p>
-    <w:p>
-      <w:r>
-        <w:rPr>
-          <w:sz w:val="22"/>
-        </w:rPr>
-        <w:t>4.  Writing Content in Markdown</w:t>
-      </w:r>
-    </w:p>
-    <w:p>
-      <w:r>
-        <w:rPr>
-          <w:sz w:val="22"/>
-        </w:rPr>
-        <w:t>5.  Uploading Images</w:t>
-      </w:r>
-    </w:p>
-    <w:p>
-      <w:r>
-        <w:rPr>
-          <w:sz w:val="22"/>
-        </w:rPr>
-        <w:t>6.  Previewing Your Poster</w:t>
-      </w:r>
-    </w:p>
-    <w:p>
-      <w:r>
-        <w:rPr>
-          <w:sz w:val="22"/>
-        </w:rPr>
-        <w:t>7.  Downloading Your PDF</w:t>
-      </w:r>
-    </w:p>
-    <w:p>
-      <w:r>
-        <w:rPr>
-          <w:sz w:val="22"/>
-        </w:rPr>
-        <w:t>8.  Tips for a Great Poster</w:t>
-      </w:r>
-    </w:p>
-    <w:p>
-      <w:r>
-        <w:rPr>
-          <w:sz w:val="22"/>
-        </w:rPr>
-        <w:t>9.  Troubleshooting</w:t>
-      </w:r>
-    </w:p>
-    <w:p>
-      <w:r>
-        <w:rPr>
-          <w:sz w:val="22"/>
-        </w:rPr>
-        <w:t>10.  Support</w:t>
-      </w:r>
-    </w:p>
-    <w:p>
-      <w:r>
-        <w:br w:type="page"/>
-      </w:r>
-    </w:p>
-    <w:p>
-      <w:pPr>
-        <w:pStyle w:val="Heading1"/>
-      </w:pPr>
-      <w:r>
-        <w:t>1. Introduction</w:t>
-      </w:r>
-    </w:p>
-    <w:p>
-      <w:r>
-        <w:t>The CCSK Scientific Poster Generator is a web-based tool that allows conference participants to create professional A0-sized scientific posters without needing any design software. You simply type your content using simple Markdown formatting, and the tool generates a beautifully branded PDF poster ready for printing.</w:t>
-      </w:r>
-    </w:p>
-    <w:p>
-      <w:r>
-        <w:t>With this tool, you can:</w:t>
-      </w:r>
-    </w:p>
-    <w:p>
-      <w:pPr>
-        <w:pStyle w:val="ListBullet"/>
-      </w:pPr>
-      <w:r>
-        <w:t>Write your poster content in simple, plain text with Markdown formatting</w:t>
-      </w:r>
-    </w:p>
-    <w:p>
-      <w:pPr>
-        <w:pStyle w:val="ListBullet"/>
-      </w:pPr>
-      <w:r>
-        <w:t>Organize content across three columns (as per standard scientific poster layout)</w:t>
-      </w:r>
-    </w:p>
-    <w:p>
-      <w:pPr>
-        <w:pStyle w:val="ListBullet"/>
-      </w:pPr>
-      <w:r>
-        <w:t>Upload and embed figures, charts, and images</w:t>
-      </w:r>
-    </w:p>
-    <w:p>
-      <w:pPr>
-        <w:pStyle w:val="ListBullet"/>
-      </w:pPr>
-      <w:r>
-        <w:t>Preview your poster in the browser before downloading</w:t>
-      </w:r>
-    </w:p>
-    <w:p>
-      <w:pPr>
-        <w:pStyle w:val="ListBullet"/>
-      </w:pPr>
-      <w:r>
-        <w:t>Download a print-ready A0 PDF with full CCSK conference branding</w:t>
+        <w:t>No special skills are required. If you can type in Microsoft Word, you can use this tool.</w:t>
       </w:r>
     </w:p>
     <w:p>
@@ -249,7 +116,7 @@
         <w:pStyle w:val="Heading2"/>
       </w:pPr>
       <w:r>
-        <w:t>What You Need</w:t>
+        <w:t>What you need</w:t>
       </w:r>
     </w:p>
     <w:p>
@@ -257,7 +124,7 @@
         <w:pStyle w:val="ListBullet"/>
       </w:pPr>
       <w:r>
-        <w:t>A web browser (Chrome, Firefox, Safari, or Edge)</w:t>
+        <w:t>A computer with a web browser (Chrome, Safari, Firefox, or Edge)</w:t>
       </w:r>
     </w:p>
     <w:p>
@@ -273,7 +140,7 @@
         <w:pStyle w:val="ListBullet"/>
       </w:pPr>
       <w:r>
-        <w:t>Your poster content (text, figures, tables)</w:t>
+        <w:t>Your poster content (text and any figures/charts as image files)</w:t>
       </w:r>
     </w:p>
     <w:p>
@@ -281,7 +148,7 @@
         <w:pStyle w:val="Heading2"/>
       </w:pPr>
       <w:r>
-        <w:t>Accessing the Tool</w:t>
+        <w:t>Open the tool</w:t>
       </w:r>
     </w:p>
     <w:p>
@@ -297,14 +164,14 @@
         <w:rPr>
           <w:b/>
           <w:color w:val="3C608C"/>
-          <w:sz w:val="26"/>
+          <w:sz w:val="28"/>
         </w:rPr>
         <w:t>https://ccsk-poster-generator.onrender.com</w:t>
       </w:r>
     </w:p>
     <w:p>
       <w:r>
-        <w:t>The poster generator will load with a clean interface showing the form fields and three column editors.</w:t>
+        <w:t>Note: The first time you visit, the page may take 30–60 seconds to load. This is normal — please wait and it will appear.</w:t>
       </w:r>
     </w:p>
     <w:p>
@@ -312,7 +179,7 @@
         <w:pStyle w:val="Heading1"/>
       </w:pPr>
       <w:r>
-        <w:t>3. Step-by-Step Guide</w:t>
+        <w:t>3. Creating Your Poster — Step by Step</w:t>
       </w:r>
     </w:p>
     <w:p>
@@ -320,12 +187,12 @@
         <w:pStyle w:val="Heading2"/>
       </w:pPr>
       <w:r>
-        <w:t>Step 1: Fill in Poster Details</w:t>
+        <w:t>Step 1: Fill in your poster details</w:t>
       </w:r>
     </w:p>
     <w:p>
       <w:r>
-        <w:t>At the top of the page, fill in the following fields:</w:t>
+        <w:t>At the top of the page, you will see four fields:</w:t>
       </w:r>
     </w:p>
     <w:tbl>
@@ -362,7 +229,7 @@
               <w:rPr>
                 <w:b/>
               </w:rPr>
-              <w:t>What to Enter</w:t>
+              <w:t>What to type</w:t>
             </w:r>
           </w:p>
         </w:tc>
@@ -406,7 +273,7 @@
           </w:tcPr>
           <w:p>
             <w:r>
-              <w:t>All author names, e.g. "J. Smith, A. Mwangi, P. Ochieng"</w:t>
+              <w:t>All author names, separated by commas</w:t>
             </w:r>
           </w:p>
         </w:tc>
@@ -428,7 +295,7 @@
           </w:tcPr>
           <w:p>
             <w:r>
-              <w:t>Departments and institutions, e.g. "Dept. of Critical Care, KNH"</w:t>
+              <w:t>Your department(s) and institution(s)</w:t>
             </w:r>
           </w:p>
         </w:tc>
@@ -450,7 +317,7 @@
           </w:tcPr>
           <w:p>
             <w:r>
-              <w:t>Corresponding author email address</w:t>
+              <w:t>The corresponding author’s email</w:t>
             </w:r>
           </w:p>
         </w:tc>
@@ -462,12 +329,58 @@
         <w:pStyle w:val="Heading2"/>
       </w:pPr>
       <w:r>
-        <w:t>Step 2: Write Your Content</w:t>
+        <w:t>Step 2: Write your content</w:t>
       </w:r>
     </w:p>
     <w:p>
       <w:r>
-        <w:t>Below the poster details, you will see three column editors. Each column can contain multiple sections. The recommended layout is:</w:t>
+        <w:t>Below the poster details you will see three columns. Each column has a text editor that works just like Microsoft Word:</w:t>
+      </w:r>
+    </w:p>
+    <w:p>
+      <w:pPr>
+        <w:pStyle w:val="ListBullet"/>
+      </w:pPr>
+      <w:r>
+        <w:t>Click inside the white text area and start typing</w:t>
+      </w:r>
+    </w:p>
+    <w:p>
+      <w:pPr>
+        <w:pStyle w:val="ListBullet"/>
+      </w:pPr>
+      <w:r>
+        <w:t>Use the toolbar buttons at the top of each text area to make text bold, italic, or create lists</w:t>
+      </w:r>
+    </w:p>
+    <w:p>
+      <w:pPr>
+        <w:pStyle w:val="ListBullet"/>
+      </w:pPr>
+      <w:r>
+        <w:t>Each section has a heading field at the top — type your section title there (e.g. "Introduction")</w:t>
+      </w:r>
+    </w:p>
+    <w:p>
+      <w:pPr>
+        <w:pStyle w:val="ListBullet"/>
+      </w:pPr>
+      <w:r>
+        <w:t>Click "+ Add Section" below any column to add more sections</w:t>
+      </w:r>
+    </w:p>
+    <w:p>
+      <w:pPr>
+        <w:pStyle w:val="ListBullet"/>
+      </w:pPr>
+      <w:r>
+        <w:t>Click the × button on a section to remove it</w:t>
+      </w:r>
+    </w:p>
+    <w:p/>
+    <w:p>
+      <w:r>
+        <w:t>We recommend organising your poster like this:</w:t>
       </w:r>
     </w:p>
     <w:tbl>
@@ -603,9 +516,7 @@
             <w:tcW w:type="dxa" w:w="2880"/>
           </w:tcPr>
           <w:p>
-            <w:r>
-              <w:t>(additional results)</w:t>
-            </w:r>
+            <w:r/>
           </w:p>
         </w:tc>
         <w:tc>
@@ -622,8 +533,16 @@
     </w:tbl>
     <w:p/>
     <w:p>
+      <w:pPr>
+        <w:pStyle w:val="Heading2"/>
+      </w:pPr>
       <w:r>
-        <w:t>For each section:</w:t>
+        <w:t>Step 3: Add images and figures</w:t>
+      </w:r>
+    </w:p>
+    <w:p>
+      <w:r>
+        <w:t>To insert a figure, chart, or image into your poster:</w:t>
       </w:r>
     </w:p>
     <w:p>
@@ -631,7 +550,7 @@
         <w:pStyle w:val="ListBullet"/>
       </w:pPr>
       <w:r>
-        <w:t>Type a heading (e.g. "Introduction") in the heading field</w:t>
+        <w:t>Click inside the text area where you want the image to appear</w:t>
       </w:r>
     </w:p>
     <w:p>
@@ -639,7 +558,7 @@
         <w:pStyle w:val="ListBullet"/>
       </w:pPr>
       <w:r>
-        <w:t>Write your content in the text area using Markdown (see Section 4)</w:t>
+        <w:t>Click the image button in the toolbar (it looks like a small picture icon)</w:t>
       </w:r>
     </w:p>
     <w:p>
@@ -647,7 +566,7 @@
         <w:pStyle w:val="ListBullet"/>
       </w:pPr>
       <w:r>
-        <w:t>Tick "Highlighted" if you want that section to have a blue background</w:t>
+        <w:t>Select the image file from your computer</w:t>
       </w:r>
     </w:p>
     <w:p>
@@ -655,7 +574,240 @@
         <w:pStyle w:val="ListBullet"/>
       </w:pPr>
       <w:r>
-        <w:t>Click "+ Add Section" to add more sections to any column</w:t>
+        <w:t>The image will be inserted automatically</w:t>
+      </w:r>
+    </w:p>
+    <w:p/>
+    <w:p>
+      <w:r>
+        <w:rPr>
+          <w:b/>
+        </w:rPr>
+        <w:t xml:space="preserve">Tip: </w:t>
+      </w:r>
+      <w:r>
+        <w:t>For the best print quality, use high-resolution images (300 DPI or higher). Charts exported from Excel, SPSS, or R work well. Avoid small screenshots.</w:t>
+      </w:r>
+    </w:p>
+    <w:p>
+      <w:pPr>
+        <w:pStyle w:val="Heading2"/>
+      </w:pPr>
+      <w:r>
+        <w:t>Step 4: Highlight important sections (optional)</w:t>
+      </w:r>
+    </w:p>
+    <w:p>
+      <w:r>
+        <w:t>Tick the "Highlighted section" checkbox on any section to give it a blue background. This is useful for drawing attention to your key findings or conclusion.</w:t>
+      </w:r>
+    </w:p>
+    <w:p>
+      <w:pPr>
+        <w:pStyle w:val="Heading2"/>
+      </w:pPr>
+      <w:r>
+        <w:t>Step 5: Preview your poster</w:t>
+      </w:r>
+    </w:p>
+    <w:p>
+      <w:r>
+        <w:t>Click the "Preview Poster" button to see how your poster will look. A preview will appear at the bottom of the page. Check that your text, images, and layout look correct.</w:t>
+      </w:r>
+    </w:p>
+    <w:p>
+      <w:pPr>
+        <w:pStyle w:val="Heading2"/>
+      </w:pPr>
+      <w:r>
+        <w:t>Step 6: Download your PDF</w:t>
+      </w:r>
+    </w:p>
+    <w:p>
+      <w:r>
+        <w:t>When you are happy with the preview, click "Download PDF". A file called "CCSK_Poster.pdf" will be saved to your Downloads folder. This is your final poster, ready for printing.</w:t>
+      </w:r>
+    </w:p>
+    <w:p>
+      <w:pPr>
+        <w:pStyle w:val="Heading1"/>
+      </w:pPr>
+      <w:r>
+        <w:t>4. Using the Text Editor Toolbar</w:t>
+      </w:r>
+    </w:p>
+    <w:p>
+      <w:r>
+        <w:t>Each text area has a small toolbar with these buttons:</w:t>
+      </w:r>
+    </w:p>
+    <w:tbl>
+      <w:tblPr>
+        <w:tblStyle w:val="LightGrid-Accent1"/>
+        <w:tblW w:type="auto" w:w="0"/>
+        <w:jc w:val="center"/>
+        <w:tblLook w:firstColumn="1" w:firstRow="1" w:lastColumn="0" w:lastRow="0" w:noHBand="0" w:noVBand="1" w:val="04A0"/>
+      </w:tblPr>
+      <w:tblGrid>
+        <w:gridCol w:w="4320"/>
+        <w:gridCol w:w="4320"/>
+      </w:tblGrid>
+      <w:tr>
+        <w:tc>
+          <w:tcPr>
+            <w:tcW w:type="dxa" w:w="4320"/>
+          </w:tcPr>
+          <w:p>
+            <w:r>
+              <w:rPr>
+                <w:b/>
+              </w:rPr>
+              <w:t>Button</w:t>
+            </w:r>
+          </w:p>
+        </w:tc>
+        <w:tc>
+          <w:tcPr>
+            <w:tcW w:type="dxa" w:w="4320"/>
+          </w:tcPr>
+          <w:p>
+            <w:r>
+              <w:rPr>
+                <w:b/>
+              </w:rPr>
+              <w:t>What it does</w:t>
+            </w:r>
+          </w:p>
+        </w:tc>
+      </w:tr>
+      <w:tr>
+        <w:tc>
+          <w:tcPr>
+            <w:tcW w:type="dxa" w:w="4320"/>
+          </w:tcPr>
+          <w:p>
+            <w:r>
+              <w:t>B</w:t>
+            </w:r>
+          </w:p>
+        </w:tc>
+        <w:tc>
+          <w:tcPr>
+            <w:tcW w:type="dxa" w:w="4320"/>
+          </w:tcPr>
+          <w:p>
+            <w:r>
+              <w:t>Makes selected text bold</w:t>
+            </w:r>
+          </w:p>
+        </w:tc>
+      </w:tr>
+      <w:tr>
+        <w:tc>
+          <w:tcPr>
+            <w:tcW w:type="dxa" w:w="4320"/>
+          </w:tcPr>
+          <w:p>
+            <w:r>
+              <w:t>I</w:t>
+            </w:r>
+          </w:p>
+        </w:tc>
+        <w:tc>
+          <w:tcPr>
+            <w:tcW w:type="dxa" w:w="4320"/>
+          </w:tcPr>
+          <w:p>
+            <w:r>
+              <w:t>Makes selected text italic</w:t>
+            </w:r>
+          </w:p>
+        </w:tc>
+      </w:tr>
+      <w:tr>
+        <w:tc>
+          <w:tcPr>
+            <w:tcW w:type="dxa" w:w="4320"/>
+          </w:tcPr>
+          <w:p>
+            <w:r>
+              <w:t>U</w:t>
+            </w:r>
+          </w:p>
+        </w:tc>
+        <w:tc>
+          <w:tcPr>
+            <w:tcW w:type="dxa" w:w="4320"/>
+          </w:tcPr>
+          <w:p>
+            <w:r>
+              <w:t>Underlines selected text</w:t>
+            </w:r>
+          </w:p>
+        </w:tc>
+      </w:tr>
+      <w:tr>
+        <w:tc>
+          <w:tcPr>
+            <w:tcW w:type="dxa" w:w="4320"/>
+          </w:tcPr>
+          <w:p>
+            <w:r>
+              <w:t>List icons</w:t>
+            </w:r>
+          </w:p>
+        </w:tc>
+        <w:tc>
+          <w:tcPr>
+            <w:tcW w:type="dxa" w:w="4320"/>
+          </w:tcPr>
+          <w:p>
+            <w:r>
+              <w:t>Creates a numbered list or bullet list</w:t>
+            </w:r>
+          </w:p>
+        </w:tc>
+      </w:tr>
+      <w:tr>
+        <w:tc>
+          <w:tcPr>
+            <w:tcW w:type="dxa" w:w="4320"/>
+          </w:tcPr>
+          <w:p>
+            <w:r>
+              <w:t>Image icon</w:t>
+            </w:r>
+          </w:p>
+        </w:tc>
+        <w:tc>
+          <w:tcPr>
+            <w:tcW w:type="dxa" w:w="4320"/>
+          </w:tcPr>
+          <w:p>
+            <w:r>
+              <w:t>Opens a file picker to insert an image from your computer</w:t>
+            </w:r>
+          </w:p>
+        </w:tc>
+      </w:tr>
+    </w:tbl>
+    <w:p/>
+    <w:p>
+      <w:r>
+        <w:t>To format text: select (highlight) the text you want to change, then click the appropriate toolbar button. This works exactly like Microsoft Word.</w:t>
+      </w:r>
+    </w:p>
+    <w:p>
+      <w:pPr>
+        <w:pStyle w:val="Heading1"/>
+      </w:pPr>
+      <w:r>
+        <w:t>5. Printing Your Poster</w:t>
+      </w:r>
+    </w:p>
+    <w:p>
+      <w:r>
+        <w:t>The downloaded PDF is sized for A0 landscape printing (841 × 594 mm).</w:t>
       </w:r>
     </w:p>
     <w:p>
@@ -663,311 +815,7 @@
         <w:pStyle w:val="ListBullet"/>
       </w:pPr>
       <w:r>
-        <w:t>Click the × button to remove a section</w:t>
-      </w:r>
-    </w:p>
-    <w:p>
-      <w:pPr>
-        <w:pStyle w:val="Heading2"/>
-      </w:pPr>
-      <w:r>
-        <w:t>Step 3: Upload Images (Optional)</w:t>
-      </w:r>
-    </w:p>
-    <w:p>
-      <w:r>
-        <w:t>Scroll down to the "Upload Images" section. Click the file picker, select your image (PNG, JPG, or GIF), and click "Upload". A thumbnail will appear with a Markdown tag — click it to copy, then paste it into any section's content area.</w:t>
-      </w:r>
-    </w:p>
-    <w:p>
-      <w:pPr>
-        <w:pStyle w:val="Heading2"/>
-      </w:pPr>
-      <w:r>
-        <w:t>Step 4: Preview</w:t>
-      </w:r>
-    </w:p>
-    <w:p>
-      <w:r>
-        <w:t>Click the "Preview Poster" button. A preview of your poster will appear at the bottom of the page. Check that all your content, images, and tables appear correctly.</w:t>
-      </w:r>
-    </w:p>
-    <w:p>
-      <w:pPr>
-        <w:pStyle w:val="Heading2"/>
-      </w:pPr>
-      <w:r>
-        <w:t>Step 5: Download PDF</w:t>
-      </w:r>
-    </w:p>
-    <w:p>
-      <w:r>
-        <w:t>When you are satisfied with the preview, click "Download PDF". The tool will generate an A0-sized PDF (841 × 594 mm) and download it to your computer. This file is ready for professional printing.</w:t>
-      </w:r>
-    </w:p>
-    <w:p>
-      <w:pPr>
-        <w:pStyle w:val="Heading1"/>
-      </w:pPr>
-      <w:r>
-        <w:t>4. Writing Content in Markdown</w:t>
-      </w:r>
-    </w:p>
-    <w:p>
-      <w:r>
-        <w:t>Markdown is a simple way to format text using plain characters. You do not need to learn any complicated software — just type naturally and use these simple rules:</w:t>
-      </w:r>
-    </w:p>
-    <w:p>
-      <w:pPr>
-        <w:pStyle w:val="Heading2"/>
-      </w:pPr>
-      <w:r>
-        <w:t>Bold and Italic Text</w:t>
-      </w:r>
-    </w:p>
-    <w:p>
-      <w:r>
-        <w:rPr>
-          <w:b/>
-        </w:rPr>
-        <w:t xml:space="preserve">Type: </w:t>
-      </w:r>
-      <w:r>
-        <w:t xml:space="preserve">**bold text**  →  </w:t>
-      </w:r>
-      <w:r>
-        <w:rPr>
-          <w:b/>
-        </w:rPr>
-        <w:t>bold text</w:t>
-      </w:r>
-    </w:p>
-    <w:p>
-      <w:r>
-        <w:rPr>
-          <w:b/>
-        </w:rPr>
-        <w:t xml:space="preserve">Type: </w:t>
-      </w:r>
-      <w:r>
-        <w:t xml:space="preserve">*italic text*  →  </w:t>
-      </w:r>
-      <w:r>
-        <w:rPr>
-          <w:i/>
-        </w:rPr>
-        <w:t>italic text</w:t>
-      </w:r>
-    </w:p>
-    <w:p>
-      <w:pPr>
-        <w:pStyle w:val="Heading2"/>
-      </w:pPr>
-      <w:r>
-        <w:t>Bullet Lists</w:t>
-      </w:r>
-    </w:p>
-    <w:p>
-      <w:r>
-        <w:t>Type each item on a new line starting with a dash:</w:t>
-      </w:r>
-    </w:p>
-    <w:p>
-      <w:r>
-        <w:rPr>
-          <w:rFonts w:ascii="Courier New" w:hAnsi="Courier New"/>
-          <w:sz w:val="20"/>
-        </w:rPr>
-        <w:t>- First item</w:t>
-        <w:br/>
-        <w:t>- Second item</w:t>
-        <w:br/>
-        <w:t>- Third item</w:t>
-      </w:r>
-    </w:p>
-    <w:p>
-      <w:pPr>
-        <w:pStyle w:val="Heading2"/>
-      </w:pPr>
-      <w:r>
-        <w:t>Numbered Lists</w:t>
-      </w:r>
-    </w:p>
-    <w:p>
-      <w:r>
-        <w:t>Type each item with a number:</w:t>
-      </w:r>
-    </w:p>
-    <w:p>
-      <w:r>
-        <w:rPr>
-          <w:rFonts w:ascii="Courier New" w:hAnsi="Courier New"/>
-          <w:sz w:val="20"/>
-        </w:rPr>
-        <w:t>1. First finding</w:t>
-        <w:br/>
-        <w:t>2. Second finding</w:t>
-        <w:br/>
-        <w:t>3. Third finding</w:t>
-      </w:r>
-    </w:p>
-    <w:p>
-      <w:pPr>
-        <w:pStyle w:val="Heading2"/>
-      </w:pPr>
-      <w:r>
-        <w:t>Tables</w:t>
-      </w:r>
-    </w:p>
-    <w:p>
-      <w:r>
-        <w:t>Use pipes (|) and dashes (-) to create tables:</w:t>
-      </w:r>
-    </w:p>
-    <w:p>
-      <w:r>
-        <w:rPr>
-          <w:rFonts w:ascii="Courier New" w:hAnsi="Courier New"/>
-          <w:sz w:val="18"/>
-        </w:rPr>
-        <w:t>| Variable    | Group A | Group B | p-value |</w:t>
-        <w:br/>
-        <w:t>|-------------|---------|---------|--------|</w:t>
-        <w:br/>
-        <w:t>| Age (years) | 45.2    | 43.8    | 0.32   |</w:t>
-        <w:br/>
-        <w:t>| Male (%)    | 58      | 62      | 0.41   |</w:t>
-      </w:r>
-    </w:p>
-    <w:p>
-      <w:pPr>
-        <w:pStyle w:val="Heading2"/>
-      </w:pPr>
-      <w:r>
-        <w:t>Images</w:t>
-      </w:r>
-    </w:p>
-    <w:p>
-      <w:r>
-        <w:t>After uploading an image, paste the Markdown tag:</w:t>
-      </w:r>
-    </w:p>
-    <w:p>
-      <w:r>
-        <w:rPr>
-          <w:rFonts w:ascii="Courier New" w:hAnsi="Courier New"/>
-          <w:sz w:val="20"/>
-        </w:rPr>
-        <w:t>![Figure 1: Survival curve](image_url)</w:t>
-      </w:r>
-    </w:p>
-    <w:p>
-      <w:pPr>
-        <w:pStyle w:val="Heading2"/>
-      </w:pPr>
-      <w:r>
-        <w:t>References</w:t>
-      </w:r>
-    </w:p>
-    <w:p>
-      <w:r>
-        <w:t>Simply type your references as a numbered list:</w:t>
-      </w:r>
-    </w:p>
-    <w:p>
-      <w:r>
-        <w:rPr>
-          <w:rFonts w:ascii="Courier New" w:hAnsi="Courier New"/>
-          <w:sz w:val="18"/>
-        </w:rPr>
-        <w:t>1. Smith J, et al. Title of article. *Journal*. 2024;12(3):45-52.</w:t>
-        <w:br/>
-        <w:t>2. Mwangi A, Ochieng P. Title of article. *Journal*. 2023;8(1):12-18.</w:t>
-      </w:r>
-    </w:p>
-    <w:p>
-      <w:pPr>
-        <w:pStyle w:val="Heading1"/>
-      </w:pPr>
-      <w:r>
-        <w:t>5. Uploading Images</w:t>
-      </w:r>
-    </w:p>
-    <w:p>
-      <w:pPr>
-        <w:pStyle w:val="ListBullet"/>
-      </w:pPr>
-      <w:r>
-        <w:t>Supported formats: PNG, JPG, JPEG, GIF</w:t>
-      </w:r>
-    </w:p>
-    <w:p>
-      <w:pPr>
-        <w:pStyle w:val="ListBullet"/>
-      </w:pPr>
-      <w:r>
-        <w:t>Maximum file size: 16 MB</w:t>
-      </w:r>
-    </w:p>
-    <w:p>
-      <w:pPr>
-        <w:pStyle w:val="ListBullet"/>
-      </w:pPr>
-      <w:r>
-        <w:t>For best results, use images at least 300 DPI for print quality</w:t>
-      </w:r>
-    </w:p>
-    <w:p>
-      <w:pPr>
-        <w:pStyle w:val="ListBullet"/>
-      </w:pPr>
-      <w:r>
-        <w:t>Charts exported from Excel, SPSS, or R work well</w:t>
-      </w:r>
-    </w:p>
-    <w:p>
-      <w:r>
-        <w:t>After uploading, a thumbnail and Markdown tag appear below the upload button. Click the tag to copy it, then paste it into the content area of the appropriate section.</w:t>
-      </w:r>
-    </w:p>
-    <w:p>
-      <w:pPr>
-        <w:pStyle w:val="Heading1"/>
-      </w:pPr>
-      <w:r>
-        <w:t>6. Previewing Your Poster</w:t>
-      </w:r>
-    </w:p>
-    <w:p>
-      <w:r>
-        <w:t>Click "Preview Poster" at any time to see how your poster will look. The preview shows a scaled-down version of the full A0 poster. You can scroll within the preview window to check all sections.</w:t>
-      </w:r>
-    </w:p>
-    <w:p>
-      <w:r>
-        <w:t>Note: The preview is rendered in your browser. The final PDF may have slightly different text wrapping, but the overall layout will be the same.</w:t>
-      </w:r>
-    </w:p>
-    <w:p>
-      <w:pPr>
-        <w:pStyle w:val="Heading1"/>
-      </w:pPr>
-      <w:r>
-        <w:t>7. Downloading Your PDF</w:t>
-      </w:r>
-    </w:p>
-    <w:p>
-      <w:r>
-        <w:t>Click "Download PDF" to generate your poster. The file will be saved as "CCSK_Poster.pdf" in your Downloads folder. This is a high-quality, A0-sized (841 × 594 mm landscape) PDF suitable for professional printing.</w:t>
-      </w:r>
-    </w:p>
-    <w:p>
-      <w:pPr>
-        <w:pStyle w:val="ListBullet"/>
-      </w:pPr>
-      <w:r>
-        <w:t>Printing recommendations:</w:t>
+        <w:t>When printing:</w:t>
       </w:r>
     </w:p>
     <w:p>
@@ -975,7 +823,7 @@
         <w:pStyle w:val="ListBullet2"/>
       </w:pPr>
       <w:r>
-        <w:t>Print at 100% scale (do not "fit to page")</w:t>
+        <w:t>Print at 100% scale (do not select "fit to page")</w:t>
       </w:r>
     </w:p>
     <w:p>
@@ -991,7 +839,7 @@
         <w:pStyle w:val="ListBullet2"/>
       </w:pPr>
       <w:r>
-        <w:t>Standard poster boards at the conference are A0 landscape</w:t>
+        <w:t>Conference poster boards are A0 landscape format</w:t>
       </w:r>
     </w:p>
     <w:p>
@@ -999,7 +847,7 @@
         <w:pStyle w:val="Heading1"/>
       </w:pPr>
       <w:r>
-        <w:t>8. Tips for a Great Poster</w:t>
+        <w:t>6. Tips for a Great Poster</w:t>
       </w:r>
     </w:p>
     <w:p>
@@ -1007,10 +855,10 @@
         <w:rPr>
           <w:b/>
         </w:rPr>
-        <w:t xml:space="preserve">Keep your title short and impactful. </w:t>
+        <w:t xml:space="preserve">Keep your title short. </w:t>
       </w:r>
       <w:r>
-        <w:t>Aim for one to two lines maximum. Avoid abbreviations that are not universally known.</w:t>
+        <w:t>Aim for one to two lines. Avoid uncommon abbreviations.</w:t>
       </w:r>
     </w:p>
     <w:p>
@@ -1018,10 +866,10 @@
         <w:rPr>
           <w:b/>
         </w:rPr>
-        <w:t xml:space="preserve">Less text is more. </w:t>
+        <w:t xml:space="preserve">Less text is better. </w:t>
       </w:r>
       <w:r>
-        <w:t>A poster is not a paper. Use bullet points, short paragraphs, and let your figures tell the story.</w:t>
+        <w:t>A poster is not a paper. Use short paragraphs and bullet points. Let your figures do the talking.</w:t>
       </w:r>
     </w:p>
     <w:p>
@@ -1032,18 +880,7 @@
         <w:t xml:space="preserve">Use high-quality images. </w:t>
       </w:r>
       <w:r>
-        <w:t>Low-resolution screenshots will appear blurry when printed at A0 size. Export figures at 300 DPI or higher.</w:t>
-      </w:r>
-    </w:p>
-    <w:p>
-      <w:r>
-        <w:rPr>
-          <w:b/>
-        </w:rPr>
-        <w:t xml:space="preserve">Highlight key findings. </w:t>
-      </w:r>
-      <w:r>
-        <w:t>Use the "Highlighted" checkbox to draw attention to your most important section, such as your key results or conclusion.</w:t>
+        <w:t>Low-resolution images will look blurry when printed at A0 size.</w:t>
       </w:r>
     </w:p>
     <w:p>
@@ -1054,7 +891,7 @@
         <w:t xml:space="preserve">Include a clear conclusion. </w:t>
       </w:r>
       <w:r>
-        <w:t>Conference attendees may only spend 1–2 minutes at your poster. Make your main message unmissable.</w:t>
+        <w:t>Conference visitors spend 1–2 minutes at each poster. Make your main message easy to find.</w:t>
       </w:r>
     </w:p>
     <w:p>
@@ -1065,7 +902,15 @@
         <w:t xml:space="preserve">Proofread carefully. </w:t>
       </w:r>
       <w:r>
-        <w:t>Check spelling, author names, and data before downloading. The tool does not have a spell-checker.</w:t>
+        <w:t>Check spelling, author names, and data before downloading.</w:t>
+      </w:r>
+    </w:p>
+    <w:p>
+      <w:pPr>
+        <w:pStyle w:val="Heading1"/>
+      </w:pPr>
+      <w:r>
+        <w:t>7. Common Questions</w:t>
       </w:r>
     </w:p>
     <w:p>
@@ -1073,31 +918,12 @@
         <w:rPr>
           <w:b/>
         </w:rPr>
-        <w:t xml:space="preserve">Use tables for data. </w:t>
-      </w:r>
-      <w:r>
-        <w:t>Markdown tables render cleanly in the poster. They are easier to read than dense paragraphs of numbers.</w:t>
-      </w:r>
-    </w:p>
-    <w:p>
-      <w:pPr>
-        <w:pStyle w:val="Heading1"/>
-      </w:pPr>
-      <w:r>
-        <w:t>9. Troubleshooting</w:t>
+        <w:t>Q: The page is taking a long time to load</w:t>
       </w:r>
     </w:p>
     <w:p>
       <w:r>
-        <w:rPr>
-          <w:b/>
-        </w:rPr>
-        <w:t>Problem: The PDF is taking a long time to generate</w:t>
-      </w:r>
-    </w:p>
-    <w:p>
-      <w:r>
-        <w:t>Solution: Large images slow down PDF generation. Try reducing image file sizes before uploading. If using photos, resize them to under 2 MB each.</w:t>
+        <w:t>A: The free hosting may take 30–60 seconds to start up if it has been inactive. Please wait and refresh the page.</w:t>
       </w:r>
     </w:p>
     <w:p/>
@@ -1106,12 +932,12 @@
         <w:rPr>
           <w:b/>
         </w:rPr>
-        <w:t>Problem: My table does not appear correctly</w:t>
+        <w:t>Q: The PDF is slow to generate</w:t>
       </w:r>
     </w:p>
     <w:p>
       <w:r>
-        <w:t>Solution: Ensure you have the header row, a separator row of dashes, and data rows. Each row must have the same number of pipe (|) characters.</w:t>
+        <w:t>A: Large images slow down PDF generation. Try using smaller image files (under 2 MB each).</w:t>
       </w:r>
     </w:p>
     <w:p/>
@@ -1120,12 +946,12 @@
         <w:rPr>
           <w:b/>
         </w:rPr>
-        <w:t>Problem: The text overflows the column</w:t>
+        <w:t>Q: My image is not appearing</w:t>
       </w:r>
     </w:p>
     <w:p>
       <w:r>
-        <w:t>Solution: You may have too much content in one column. Try moving some sections to another column, or shorten your text.</w:t>
+        <w:t>A: Make sure you clicked the image button in the toolbar and selected a valid image file (PNG or JPG).</w:t>
       </w:r>
     </w:p>
     <w:p/>
@@ -1134,12 +960,12 @@
         <w:rPr>
           <w:b/>
         </w:rPr>
-        <w:t>Problem: Images are not showing</w:t>
+        <w:t>Q: I want to start over</w:t>
       </w:r>
     </w:p>
     <w:p>
       <w:r>
-        <w:t>Solution: Make sure you uploaded the image first, then copied and pasted the Markdown tag into your content. The tag must start with ![</w:t>
+        <w:t>A: Simply refresh the page in your browser. All fields will be reset.</w:t>
       </w:r>
     </w:p>
     <w:p/>
@@ -1148,26 +974,12 @@
         <w:rPr>
           <w:b/>
         </w:rPr>
-        <w:t>Problem: The preview looks different from the PDF</w:t>
+        <w:t>Q: The preview looks slightly different from the PDF</w:t>
       </w:r>
     </w:p>
     <w:p>
       <w:r>
-        <w:t>Solution: Minor differences in text wrapping are normal. The PDF is the authoritative output — trust it over the browser preview.</w:t>
-      </w:r>
-    </w:p>
-    <w:p/>
-    <w:p>
-      <w:r>
-        <w:rPr>
-          <w:b/>
-        </w:rPr>
-        <w:t>Problem: The page is not loading</w:t>
-      </w:r>
-    </w:p>
-    <w:p>
-      <w:r>
-        <w:t>Solution: The free hosting service may take 30–60 seconds to start up if it has been inactive. Please wait and refresh.</w:t>
+        <w:t>A: Minor differences are normal. The downloaded PDF is the final version — trust it over the browser preview.</w:t>
       </w:r>
     </w:p>
     <w:p/>
@@ -1176,12 +988,12 @@
         <w:pStyle w:val="Heading1"/>
       </w:pPr>
       <w:r>
-        <w:t>10. Support</w:t>
+        <w:t>8. Need Help?</w:t>
       </w:r>
     </w:p>
     <w:p>
       <w:r>
-        <w:t>If you encounter any issues or need assistance, please contact:</w:t>
+        <w:t>If you have any questions or need assistance, contact us:</w:t>
       </w:r>
     </w:p>
     <w:p/>

--- a/CCSK_Poster_Generator_User_Guide.docx
+++ b/CCSK_Poster_Generator_User_Guide.docx
@@ -95,7 +95,7 @@
     </w:p>
     <w:p>
       <w:r>
-        <w:t>The CCSK Scientific Poster Generator is a free online tool that helps you create a professional, print-ready scientific poster for the conference. You do not need any design software — just type your content into the website, and it creates a beautifully formatted A0 PDF poster with the CCSK conference branding.</w:t>
+        <w:t>The CCSK Scientific Poster Generator is a free online tool that helps you create a professional scientific poster for the conference. You do not need any design software — just type your content into the website, and it creates a beautifully formatted 4K poster image (PNG) with the CCSK conference branding.</w:t>
       </w:r>
     </w:p>
     <w:p>
@@ -586,7 +586,7 @@
         <w:t xml:space="preserve">Tip: </w:t>
       </w:r>
       <w:r>
-        <w:t>For the best print quality, use high-resolution images (300 DPI or higher). Charts exported from Excel, SPSS, or R work well. Avoid small screenshots.</w:t>
+        <w:t>For the best quality, use high-resolution images. Charts exported from Excel, SPSS, or R work well. Avoid small screenshots.</w:t>
       </w:r>
     </w:p>
     <w:p>
@@ -620,12 +620,12 @@
         <w:pStyle w:val="Heading2"/>
       </w:pPr>
       <w:r>
-        <w:t>Step 6: Download your PDF</w:t>
+        <w:t>Step 6: Download and submit your poster</w:t>
       </w:r>
     </w:p>
     <w:p>
       <w:r>
-        <w:t>When you are happy with the preview, click "Download PDF". A file called "CCSK_Poster.pdf" will be saved to your Downloads folder. This is your final poster, ready for printing.</w:t>
+        <w:t>When you are happy with the preview, click "Download PNG (4K)". A high-resolution PNG image will be saved to your Downloads folder. Please do NOT print this poster. Instead, email the downloaded PNG file to:</w:t>
       </w:r>
     </w:p>
     <w:p>
@@ -802,12 +802,12 @@
         <w:pStyle w:val="Heading1"/>
       </w:pPr>
       <w:r>
-        <w:t>5. Printing Your Poster</w:t>
+        <w:t>5. Submitting Your Poster</w:t>
       </w:r>
     </w:p>
     <w:p>
       <w:r>
-        <w:t>The downloaded PDF is sized for A0 landscape printing (841 × 594 mm).</w:t>
+        <w:t>Once you have downloaded your poster image, please submit it by email. Do NOT print the poster yourself — the organising committee will handle all printing.</w:t>
       </w:r>
     </w:p>
     <w:p>
@@ -815,7 +815,7 @@
         <w:pStyle w:val="ListBullet"/>
       </w:pPr>
       <w:r>
-        <w:t>When printing:</w:t>
+        <w:t>Send your PNG file to:</w:t>
       </w:r>
     </w:p>
     <w:p>
@@ -823,7 +823,11 @@
         <w:pStyle w:val="ListBullet2"/>
       </w:pPr>
       <w:r>
-        <w:t>Print at 100% scale (do not select "fit to page")</w:t>
+        <w:rPr>
+          <w:b/>
+          <w:color w:val="3C608C"/>
+        </w:rPr>
+        <w:t>conference@critkenya.org</w:t>
       </w:r>
     </w:p>
     <w:p>
@@ -831,7 +835,7 @@
         <w:pStyle w:val="ListBullet2"/>
       </w:pPr>
       <w:r>
-        <w:t>Use matte or satin paper for best readability</w:t>
+        <w:t>Use the subject line: "Poster Submission — [Your Name]"</w:t>
       </w:r>
     </w:p>
     <w:p>
@@ -839,7 +843,7 @@
         <w:pStyle w:val="ListBullet2"/>
       </w:pPr>
       <w:r>
-        <w:t>Conference poster boards are A0 landscape format</w:t>
+        <w:t>Submission deadline: Please check the conference website for the deadline</w:t>
       </w:r>
     </w:p>
     <w:p>
@@ -880,7 +884,7 @@
         <w:t xml:space="preserve">Use high-quality images. </w:t>
       </w:r>
       <w:r>
-        <w:t>Low-resolution images will look blurry when printed at A0 size.</w:t>
+        <w:t>Low-resolution images will appear blurry on the final poster.</w:t>
       </w:r>
     </w:p>
     <w:p>
@@ -932,12 +936,12 @@
         <w:rPr>
           <w:b/>
         </w:rPr>
-        <w:t>Q: The PDF is slow to generate</w:t>
+        <w:t>Q: The PNG is slow to generate</w:t>
       </w:r>
     </w:p>
     <w:p>
       <w:r>
-        <w:t>A: Large images slow down PDF generation. Try using smaller image files (under 2 MB each).</w:t>
+        <w:t>A: Large images slow down poster generation. Try using smaller image files (under 2 MB each).</w:t>
       </w:r>
     </w:p>
     <w:p/>
@@ -974,12 +978,12 @@
         <w:rPr>
           <w:b/>
         </w:rPr>
-        <w:t>Q: The preview looks slightly different from the PDF</w:t>
+        <w:t>Q: The preview looks slightly different from the downloaded PNG</w:t>
       </w:r>
     </w:p>
     <w:p>
       <w:r>
-        <w:t>A: Minor differences are normal. The downloaded PDF is the final version — trust it over the browser preview.</w:t>
+        <w:t>A: Minor differences are normal. The downloaded PNG is the final version — trust it over the browser preview.</w:t>
       </w:r>
     </w:p>
     <w:p/>
